--- a/3. MusicAndArts/1. CarnaticMusicPlusOthers/0. Books/SahajayogaBhajansAndNotes/0. Bhajans_WithWordToWordTranslations/8.YoganirupiniSong.docx
+++ b/3. MusicAndArts/1. CarnaticMusicPlusOthers/0. Books/SahajayogaBhajansAndNotes/0. Bhajans_WithWordToWordTranslations/8.YoganirupiniSong.docx
@@ -657,6 +657,7 @@
         <w:rPr>
           <w:rtl w:val="0"/>
         </w:rPr>
+        <w:t xml:space="preserve">(end)</w:t>
       </w:r>
     </w:p>
     <w:p>
@@ -667,6 +668,7 @@
         <w:rPr>
           <w:rtl w:val="0"/>
         </w:rPr>
+        <w:t xml:space="preserve">ఆది శక్తి సాక్షాత్తుగా </w:t>
       </w:r>
     </w:p>
     <w:p>
@@ -677,7 +679,7 @@
         <w:rPr>
           <w:rtl w:val="0"/>
         </w:rPr>
-        <w:t xml:space="preserve">మదపా మగమా గరిగప గమా </w:t>
+        <w:t xml:space="preserve">యోగనిరూపిణి మీరే గదా </w:t>
       </w:r>
     </w:p>
     <w:p>
@@ -688,7 +690,7 @@
         <w:rPr>
           <w:rtl w:val="0"/>
         </w:rPr>
-        <w:t xml:space="preserve">గరిమా గరిసా గరిపమా  -గసా </w:t>
+        <w:t xml:space="preserve">      x2</w:t>
       </w:r>
     </w:p>
     <w:p>
@@ -699,7 +701,7 @@
         <w:rPr>
           <w:rtl w:val="0"/>
         </w:rPr>
-        <w:t xml:space="preserve">గరిమగ రిససస మరిపా గరిసా</w:t>
+        <w:t xml:space="preserve">మీరే గదా.. మీరే గదా..</w:t>
       </w:r>
     </w:p>
     <w:p>
@@ -710,7 +712,6 @@
         <w:rPr>
           <w:rtl w:val="0"/>
         </w:rPr>
-        <w:t xml:space="preserve">(రి1)  (ద2?)</w:t>
       </w:r>
     </w:p>
     <w:p>
@@ -731,7 +732,6 @@
         <w:rPr>
           <w:rtl w:val="0"/>
         </w:rPr>
-        <w:t xml:space="preserve">రిమపా గమపా దపమగమపా-</w:t>
       </w:r>
     </w:p>
     <w:p>
@@ -742,7 +742,7 @@
         <w:rPr>
           <w:rtl w:val="0"/>
         </w:rPr>
-        <w:t xml:space="preserve">రిమపమ గమపా దపమగరిసా-</w:t>
+        <w:t xml:space="preserve">మదపా మగమా గరిగప గమా </w:t>
       </w:r>
     </w:p>
     <w:p>
@@ -753,7 +753,7 @@
         <w:rPr>
           <w:rtl w:val="0"/>
         </w:rPr>
-        <w:t xml:space="preserve">(రి2)</w:t>
+        <w:t xml:space="preserve">గరిమా గరిసా గరిపమా  -గసా </w:t>
       </w:r>
     </w:p>
     <w:p>
@@ -764,6 +764,7 @@
         <w:rPr>
           <w:rtl w:val="0"/>
         </w:rPr>
+        <w:t xml:space="preserve">గరిమగ రిససస మరిపా గరిసా</w:t>
       </w:r>
     </w:p>
     <w:p>
@@ -774,7 +775,7 @@
         <w:rPr>
           <w:rtl w:val="0"/>
         </w:rPr>
-        <w:t xml:space="preserve">సా-రిగామా గా-రిగామా గా-రిగమగరి సా</w:t>
+        <w:t xml:space="preserve">(రి1)  (ద2?)</w:t>
       </w:r>
     </w:p>
     <w:p>
@@ -785,7 +786,6 @@
         <w:rPr>
           <w:rtl w:val="0"/>
         </w:rPr>
-        <w:t xml:space="preserve">మా-గమాపా దా-పమాపా మా- గమగరి సా</w:t>
       </w:r>
     </w:p>
     <w:p>
@@ -796,7 +796,7 @@
         <w:rPr>
           <w:rtl w:val="0"/>
         </w:rPr>
-        <w:t xml:space="preserve">గమపమ పద పమ పమపమ గమగరి సా </w:t>
+        <w:t xml:space="preserve">రిమపా గమపా దపమగమపా-</w:t>
       </w:r>
     </w:p>
     <w:p>
@@ -807,7 +807,7 @@
         <w:rPr>
           <w:rtl w:val="0"/>
         </w:rPr>
-        <w:t xml:space="preserve">గమ గమ పమ గరిసా</w:t>
+        <w:t xml:space="preserve">రిమపమ గమపా దపమగరిసా-</w:t>
       </w:r>
     </w:p>
     <w:p>
@@ -839,6 +839,7 @@
         <w:rPr>
           <w:rtl w:val="0"/>
         </w:rPr>
+        <w:t xml:space="preserve">సా-రిగామా గా-రిగామా గా-రిగమగరి సా</w:t>
       </w:r>
     </w:p>
     <w:p>
@@ -849,59 +850,7 @@
         <w:rPr>
           <w:rtl w:val="0"/>
         </w:rPr>
-        <w:t xml:space="preserve">(దాపమ దదపమ దనిదప మా గమపమ -(</w:t>
-      </w:r>
-      <w:r>
-        <w:rPr>
-          <w:u w:val="single"/>
-          <w:rtl w:val="0"/>
-        </w:rPr>
-        <w:t xml:space="preserve">పమగ</w:t>
-      </w:r>
-      <w:r>
-        <w:rPr>
-          <w:rtl w:val="0"/>
-        </w:rPr>
-        <w:t xml:space="preserve">)  గరిగమ -(</w:t>
-      </w:r>
-      <w:r>
-        <w:rPr>
-          <w:u w:val="single"/>
-          <w:rtl w:val="0"/>
-        </w:rPr>
-        <w:t xml:space="preserve">పమగ</w:t>
-      </w:r>
-      <w:r>
-        <w:rPr>
-          <w:rtl w:val="0"/>
-        </w:rPr>
-        <w:t xml:space="preserve">) గమపమా - గగమప దాపమ గమ పదా - గమపమా -(</w:t>
-      </w:r>
-      <w:r>
-        <w:rPr>
-          <w:u w:val="single"/>
-          <w:rtl w:val="0"/>
-        </w:rPr>
-        <w:t xml:space="preserve">పమగ</w:t>
-      </w:r>
-      <w:r>
-        <w:rPr>
-          <w:rtl w:val="0"/>
-        </w:rPr>
-        <w:t xml:space="preserve">) గరిగమా -(</w:t>
-      </w:r>
-      <w:r>
-        <w:rPr>
-          <w:u w:val="single"/>
-          <w:rtl w:val="0"/>
-        </w:rPr>
-        <w:t xml:space="preserve">పమగ</w:t>
-      </w:r>
-      <w:r>
-        <w:rPr>
-          <w:rtl w:val="0"/>
-        </w:rPr>
-        <w:t xml:space="preserve">) గమపమ -) </w:t>
+        <w:t xml:space="preserve">మా-గమాపా దా-పమాపా మా- గమగరి సా</w:t>
       </w:r>
     </w:p>
     <w:p>
@@ -912,7 +861,7 @@
         <w:rPr>
           <w:rtl w:val="0"/>
         </w:rPr>
-        <w:t xml:space="preserve">( ని2 )</w:t>
+        <w:t xml:space="preserve">గమపమ పద పమ పమపమ గమగరి సా </w:t>
       </w:r>
     </w:p>
     <w:p>
@@ -923,20 +872,7 @@
         <w:rPr>
           <w:rtl w:val="0"/>
         </w:rPr>
-        <w:t xml:space="preserve">(this can go at the very beginning and </w:t>
-      </w:r>
-      <w:r>
-        <w:rPr>
-          <w:strike w:val="1"/>
-          <w:rtl w:val="0"/>
-        </w:rPr>
-        <w:t xml:space="preserve">before pallavi each time</w:t>
-      </w:r>
-      <w:r>
-        <w:rPr>
-          <w:rtl w:val="0"/>
-        </w:rPr>
-        <w:t xml:space="preserve"> end - other set can go before each charanam)</w:t>
+        <w:t xml:space="preserve">గమ గమ పమ గరిసా</w:t>
       </w:r>
     </w:p>
     <w:p>
@@ -947,6 +883,221 @@
         <w:rPr>
           <w:rtl w:val="0"/>
         </w:rPr>
+        <w:t xml:space="preserve">(రి2)</w:t>
+      </w:r>
+    </w:p>
+    <w:p>
+      <w:pPr>
+        <w:rPr/>
+      </w:pPr>
+      <w:r>
+        <w:rPr>
+          <w:rtl w:val="0"/>
+        </w:rPr>
+      </w:r>
+    </w:p>
+    <w:p>
+      <w:pPr>
+        <w:rPr/>
+      </w:pPr>
+      <w:r>
+        <w:rPr>
+          <w:rtl w:val="0"/>
+        </w:rPr>
+      </w:r>
+    </w:p>
+    <w:p>
+      <w:pPr>
+        <w:rPr/>
+      </w:pPr>
+      <w:r>
+        <w:rPr>
+          <w:rtl w:val="0"/>
+        </w:rPr>
+        <w:t xml:space="preserve">దాపమ దదపమ దనిదప మా గమపమ -(</w:t>
+      </w:r>
+      <w:r>
+        <w:rPr>
+          <w:u w:val="single"/>
+          <w:rtl w:val="0"/>
+        </w:rPr>
+        <w:t xml:space="preserve">పమగ</w:t>
+      </w:r>
+      <w:r>
+        <w:rPr>
+          <w:rtl w:val="0"/>
+        </w:rPr>
+        <w:t xml:space="preserve">)  గరిగమ -(</w:t>
+      </w:r>
+      <w:r>
+        <w:rPr>
+          <w:u w:val="single"/>
+          <w:rtl w:val="0"/>
+        </w:rPr>
+        <w:t xml:space="preserve">పమగ</w:t>
+      </w:r>
+      <w:r>
+        <w:rPr>
+          <w:rtl w:val="0"/>
+        </w:rPr>
+        <w:t xml:space="preserve">) గమపమా - గగమప దాపమ గమ పదా - గమపమా -(</w:t>
+      </w:r>
+      <w:r>
+        <w:rPr>
+          <w:u w:val="single"/>
+          <w:rtl w:val="0"/>
+        </w:rPr>
+        <w:t xml:space="preserve">పమగ</w:t>
+      </w:r>
+      <w:r>
+        <w:rPr>
+          <w:rtl w:val="0"/>
+        </w:rPr>
+        <w:t xml:space="preserve">) గరిగమా -(</w:t>
+      </w:r>
+      <w:r>
+        <w:rPr>
+          <w:u w:val="single"/>
+          <w:rtl w:val="0"/>
+        </w:rPr>
+        <w:t xml:space="preserve">పమగ</w:t>
+      </w:r>
+      <w:r>
+        <w:rPr>
+          <w:rtl w:val="0"/>
+        </w:rPr>
+        <w:t xml:space="preserve">) గమపమ -</w:t>
+      </w:r>
+    </w:p>
+    <w:p>
+      <w:pPr>
+        <w:rPr/>
+      </w:pPr>
+      <w:r>
+        <w:rPr>
+          <w:rtl w:val="0"/>
+        </w:rPr>
+        <w:t xml:space="preserve">( ని2 )</w:t>
+      </w:r>
+    </w:p>
+    <w:p>
+      <w:pPr>
+        <w:rPr/>
+      </w:pPr>
+      <w:r>
+        <w:rPr>
+          <w:rtl w:val="0"/>
+        </w:rPr>
+        <w:t xml:space="preserve">(this can go at the very beginning and </w:t>
+      </w:r>
+      <w:r>
+        <w:rPr>
+          <w:strike w:val="1"/>
+          <w:rtl w:val="0"/>
+        </w:rPr>
+        <w:t xml:space="preserve">before pallavi each time</w:t>
+      </w:r>
+      <w:r>
+        <w:rPr>
+          <w:rtl w:val="0"/>
+        </w:rPr>
+        <w:t xml:space="preserve"> end - other set can go before each charanam)</w:t>
+      </w:r>
+    </w:p>
+    <w:p>
+      <w:pPr>
+        <w:rPr/>
+      </w:pPr>
+      <w:r>
+        <w:rPr>
+          <w:rtl w:val="0"/>
+        </w:rPr>
+      </w:r>
+    </w:p>
+    <w:p>
+      <w:pPr>
+        <w:rPr/>
+      </w:pPr>
+      <w:r>
+        <w:rPr>
+          <w:rtl w:val="0"/>
+        </w:rPr>
+      </w:r>
+    </w:p>
+    <w:p>
+      <w:pPr>
+        <w:rPr/>
+      </w:pPr>
+      <w:r>
+        <w:rPr>
+          <w:rtl w:val="0"/>
+        </w:rPr>
+        <w:t xml:space="preserve">(end)</w:t>
+      </w:r>
+    </w:p>
+    <w:p>
+      <w:pPr>
+        <w:rPr/>
+      </w:pPr>
+      <w:r>
+        <w:rPr>
+          <w:rtl w:val="0"/>
+        </w:rPr>
+        <w:t xml:space="preserve">మదపప మగమమ గరిమా గసా </w:t>
+      </w:r>
+    </w:p>
+    <w:p>
+      <w:pPr>
+        <w:rPr/>
+      </w:pPr>
+      <w:r>
+        <w:rPr>
+          <w:rtl w:val="0"/>
+        </w:rPr>
+        <w:t xml:space="preserve">మదపప మగమమ గరిమా గసా </w:t>
+      </w:r>
+    </w:p>
+    <w:p>
+      <w:pPr>
+        <w:rPr/>
+      </w:pPr>
+      <w:r>
+        <w:rPr>
+          <w:rtl w:val="0"/>
+        </w:rPr>
+        <w:t xml:space="preserve">   x2</w:t>
+      </w:r>
+    </w:p>
+    <w:p>
+      <w:pPr>
+        <w:rPr/>
+      </w:pPr>
+      <w:r>
+        <w:rPr>
+          <w:rtl w:val="0"/>
+        </w:rPr>
+        <w:t xml:space="preserve">గరిమా గసా .. గరిమా గసా</w:t>
+      </w:r>
+    </w:p>
+    <w:p>
+      <w:pPr>
+        <w:rPr/>
+      </w:pPr>
+      <w:r>
+        <w:rPr>
+          <w:rtl w:val="0"/>
+        </w:rPr>
+      </w:r>
+    </w:p>
+    <w:p>
+      <w:pPr>
+        <w:rPr/>
+      </w:pPr>
+      <w:r>
+        <w:rPr>
+          <w:rtl w:val="0"/>
+        </w:rPr>
+        <w:t xml:space="preserve">—--------------------------------</w:t>
       </w:r>
     </w:p>
     <w:p>
@@ -1198,7 +1349,7 @@
     <w:sdt>
       <w:sdtPr>
         <w:lock w:val="contentLocked"/>
-        <w:id w:val="1588244330"/>
+        <w:id w:val="297260007"/>
         <w:tag w:val="goog_rdk_0"/>
       </w:sdtPr>
       <w:sdtContent>
@@ -2422,7 +2573,7 @@
     <w:sdt>
       <w:sdtPr>
         <w:lock w:val="contentLocked"/>
-        <w:id w:val="-867395482"/>
+        <w:id w:val="-980865110"/>
         <w:tag w:val="goog_rdk_5"/>
       </w:sdtPr>
       <w:sdtContent>
@@ -2517,7 +2668,7 @@
                 </w:pPr>
                 <w:sdt>
                   <w:sdtPr>
-                    <w:id w:val="-138816090"/>
+                    <w:id w:val="1123074150"/>
                     <w:tag w:val="goog_rdk_1"/>
                   </w:sdtPr>
                   <w:sdtContent>
@@ -2567,7 +2718,7 @@
                 </w:pPr>
                 <w:sdt>
                   <w:sdtPr>
-                    <w:id w:val="-1710899908"/>
+                    <w:id w:val="1337159721"/>
                     <w:tag w:val="goog_rdk_2"/>
                   </w:sdtPr>
                   <w:sdtContent>
@@ -2617,7 +2768,7 @@
                 </w:pPr>
                 <w:sdt>
                   <w:sdtPr>
-                    <w:id w:val="-1164353827"/>
+                    <w:id w:val="-548806327"/>
                     <w:tag w:val="goog_rdk_3"/>
                   </w:sdtPr>
                   <w:sdtContent>
@@ -2667,7 +2818,7 @@
                 </w:pPr>
                 <w:sdt>
                   <w:sdtPr>
-                    <w:id w:val="-1244322578"/>
+                    <w:id w:val="1934705730"/>
                     <w:tag w:val="goog_rdk_4"/>
                   </w:sdtPr>
                   <w:sdtContent>
@@ -3914,7 +4065,7 @@
     <w:sdt>
       <w:sdtPr>
         <w:lock w:val="contentLocked"/>
-        <w:id w:val="-319591876"/>
+        <w:id w:val="80636048"/>
         <w:tag w:val="goog_rdk_6"/>
       </w:sdtPr>
       <w:sdtContent>
@@ -5285,7 +5436,7 @@
     <w:sdt>
       <w:sdtPr>
         <w:lock w:val="contentLocked"/>
-        <w:id w:val="1111008955"/>
+        <w:id w:val="-157658001"/>
         <w:tag w:val="goog_rdk_7"/>
       </w:sdtPr>
       <w:sdtContent>
@@ -6607,7 +6758,7 @@
     <w:sdt>
       <w:sdtPr>
         <w:lock w:val="contentLocked"/>
-        <w:id w:val="1197009342"/>
+        <w:id w:val="-1672257244"/>
         <w:tag w:val="goog_rdk_8"/>
       </w:sdtPr>
       <w:sdtContent>
@@ -7601,7 +7752,7 @@
     <w:sdt>
       <w:sdtPr>
         <w:lock w:val="contentLocked"/>
-        <w:id w:val="-1271535595"/>
+        <w:id w:val="1492659749"/>
         <w:tag w:val="goog_rdk_9"/>
       </w:sdtPr>
       <w:sdtContent>
@@ -8398,7 +8549,7 @@
     <w:sdt>
       <w:sdtPr>
         <w:lock w:val="contentLocked"/>
-        <w:id w:val="1878841146"/>
+        <w:id w:val="-1336989297"/>
         <w:tag w:val="goog_rdk_10"/>
       </w:sdtPr>
       <w:sdtContent>
@@ -9424,7 +9575,7 @@
     <w:sdt>
       <w:sdtPr>
         <w:lock w:val="contentLocked"/>
-        <w:id w:val="1933642860"/>
+        <w:id w:val="-304111777"/>
         <w:tag w:val="goog_rdk_11"/>
       </w:sdtPr>
       <w:sdtContent>
@@ -10591,7 +10742,7 @@
     <w:sdt>
       <w:sdtPr>
         <w:lock w:val="contentLocked"/>
-        <w:id w:val="-1378098748"/>
+        <w:id w:val="-757260978"/>
         <w:tag w:val="goog_rdk_12"/>
       </w:sdtPr>
       <w:sdtContent>
@@ -11599,7 +11750,7 @@
     <w:sdt>
       <w:sdtPr>
         <w:lock w:val="contentLocked"/>
-        <w:id w:val="1529234300"/>
+        <w:id w:val="-1229951954"/>
         <w:tag w:val="goog_rdk_13"/>
       </w:sdtPr>
       <w:sdtContent>
